--- a/site/docs/turnscript-app-blatt-de.docx
+++ b/site/docs/turnscript-app-blatt-de.docx
@@ -957,7 +957,7 @@
         <w:pStyle w:val="BlockText"/>
       </w:pPr>
       <w:r>
-        <w:t xml:space="preserve">Die Aufnahmen wurden mit TurnScript 2.5.0 (B/IAS Basel,</w:t>
+        <w:t xml:space="preserve">Die Aufnahmen wurden mit TurnScript (vormals LocalTranscript) 2.5.0 (B/IAS Basel,</w:t>
       </w:r>
       <w:r>
         <w:t xml:space="preserve"> </w:t>

--- a/site/docs/turnscript-app-blatt-de.docx
+++ b/site/docs/turnscript-app-blatt-de.docx
@@ -34,7 +34,7 @@
         <w:t xml:space="preserve"> </w:t>
       </w:r>
       <w:r>
-        <w:t xml:space="preserve">2026, Version 2.5.0.</w:t>
+        <w:t xml:space="preserve">2026, Version 3.0.0.</w:t>
       </w:r>
     </w:p>
     <w:bookmarkStart w:id="9" w:name="was-die-app-tut"/>
@@ -957,7 +957,7 @@
         <w:pStyle w:val="BlockText"/>
       </w:pPr>
       <w:r>
-        <w:t xml:space="preserve">Die Aufnahmen wurden mit TurnScript (vormals LocalTranscript) 2.5.0 (B/IAS Basel,</w:t>
+        <w:t xml:space="preserve">Die Aufnahmen wurden mit TurnScript 3.0.0 (B/IAS Basel,</w:t>
       </w:r>
       <w:r>
         <w:t xml:space="preserve"> </w:t>
